--- a/worlds/ondina-vasquell/phase-3-build-task-artifacts/platform/task6/current/outpatient_referral_coordination_draft_05242026.docx
+++ b/worlds/ondina-vasquell/phase-3-build-task-artifacts/platform/task6/current/outpatient_referral_coordination_draft_05242026.docx
@@ -660,7 +660,7 @@
           <w:color w:val="232830"/>
           <w:sz w:val="19"/>
         </w:rPr>
-        <w:t>Vascular surgery: a 05/23 vascular triage addendum states perfusion is adequate and outpatient vascular follow-up is not required; reconcile against the signed vascular consult and the perfusion study before finalizing.</w:t>
+        <w:t>Vascular surgery: referral closed per the 05/23 vascular triage addendum; perfusion adequate, no outpatient vascular follow-up arranged.</w:t>
       </w:r>
     </w:p>
     <w:p>
